--- a/dist/SUBMISSION_FINAL/Thesis_LuanAn/cd1_part2_findings.docx
+++ b/dist/SUBMISSION_FINAL/Thesis_LuanAn/cd1_part2_findings.docx
@@ -14753,7 +14753,7 @@
     <w:qFormat/>
     <w:pPr>
       <w:ind w:firstLine="567"/>
-      <w:spacing w:line="360" w:lineRule="auto"/>
+      <w:spacing w:line="288" w:lineRule="auto"/>
       <w:jc w:val="both"/>
     </w:pPr>
     <w:rPr>
@@ -14767,7 +14767,7 @@
     <w:basedOn w:val="Normal"/>
     <w:link w:val="BodyTextChar"/>
     <w:pPr>
-      <w:spacing w:after="180" w:before="180" w:line="360" w:lineRule="auto"/>
+      <w:spacing w:after="180" w:before="180" w:line="288" w:lineRule="auto"/>
       <w:jc w:val="both"/>
     </w:pPr>
     <w:qFormat/>
@@ -14783,7 +14783,7 @@
     <w:next w:val="BodyText"/>
     <w:qFormat/>
     <w:pPr>
-      <w:spacing w:line="360" w:lineRule="auto"/>
+      <w:spacing w:line="288" w:lineRule="auto"/>
       <w:jc w:val="both"/>
     </w:pPr>
     <w:rPr>
@@ -14797,7 +14797,7 @@
     <w:basedOn w:val="BodyText"/>
     <w:qFormat/>
     <w:pPr>
-      <w:spacing w:after="36" w:before="36" w:line="360" w:lineRule="auto"/>
+      <w:spacing w:after="36" w:before="36" w:line="288" w:lineRule="auto"/>
       <w:jc w:val="both"/>
     </w:pPr>
     <w:rPr>
@@ -14814,7 +14814,7 @@
     <w:pPr>
       <w:keepNext/>
       <w:keepLines/>
-      <w:spacing w:after="240" w:before="480" w:line="360" w:lineRule="auto"/>
+      <w:spacing w:after="240" w:before="480" w:line="288" w:lineRule="auto"/>
       <w:jc w:val="both"/>
     </w:pPr>
     <w:rPr>
@@ -14834,7 +14834,7 @@
     <w:pPr>
       <w:keepNext/>
       <w:keepLines/>
-      <w:spacing w:after="240" w:before="240" w:line="360" w:lineRule="auto"/>
+      <w:spacing w:after="240" w:before="240" w:line="288" w:lineRule="auto"/>
       <w:jc w:val="both"/>
     </w:pPr>
     <w:rPr>
@@ -14851,7 +14851,7 @@
     <w:pPr>
       <w:keepNext/>
       <w:keepLines/>
-      <w:spacing w:line="360" w:lineRule="auto"/>
+      <w:spacing w:line="288" w:lineRule="auto"/>
       <w:jc w:val="both"/>
     </w:pPr>
     <w:rPr>
@@ -14867,7 +14867,7 @@
     <w:pPr>
       <w:keepNext/>
       <w:keepLines/>
-      <w:spacing w:line="360" w:lineRule="auto"/>
+      <w:spacing w:line="288" w:lineRule="auto"/>
       <w:jc w:val="both"/>
     </w:pPr>
     <w:rPr>
@@ -14885,7 +14885,7 @@
       <w:keepNext/>
       <w:keepLines/>
       <w:jc w:val="both"/>
-      <w:spacing w:after="0" w:before="300" w:line="360" w:lineRule="auto"/>
+      <w:spacing w:after="0" w:before="300" w:line="288" w:lineRule="auto"/>
     </w:pPr>
     <w:rPr>
       <w:color w:val="000000"/>
@@ -14903,7 +14903,7 @@
     <w:pPr>
       <w:keepNext/>
       <w:keepLines/>
-      <w:spacing w:after="300" w:before="100" w:line="360" w:lineRule="auto"/>
+      <w:spacing w:after="300" w:before="100" w:line="288" w:lineRule="auto"/>
       <w:jc w:val="both"/>
     </w:pPr>
     <w:rPr>
@@ -14919,7 +14919,7 @@
     <w:next w:val="Bibliography"/>
     <w:qFormat/>
     <w:pPr>
-      <w:spacing w:line="360" w:lineRule="auto"/>
+      <w:spacing w:line="288" w:lineRule="auto"/>
       <w:jc w:val="both"/>
     </w:pPr>
     <w:rPr>
@@ -14937,7 +14937,7 @@
     <w:pPr>
       <w:keepNext/>
       <w:keepLines/>
-      <w:spacing w:after="0" w:before="480" w:line="360" w:lineRule="auto"/>
+      <w:spacing w:after="0" w:before="480" w:line="288" w:lineRule="auto"/>
       <w:jc w:val="center"/>
       <w:outlineLvl w:val="0"/>
     </w:pPr>
@@ -14946,7 +14946,7 @@
       <w:b/>
       <w:bCs/>
       <w:color w:val="000000"/>
-      <w:sz w:val="32"/>
+      <w:sz w:val="28"/>
       <w:szCs w:val="32"/>
     </w:rPr>
   </w:style>
@@ -14960,7 +14960,7 @@
     <w:pPr>
       <w:keepNext/>
       <w:keepLines/>
-      <w:spacing w:after="0" w:before="200" w:line="360" w:lineRule="auto"/>
+      <w:spacing w:after="0" w:before="200" w:line="288" w:lineRule="auto"/>
       <w:jc w:val="both"/>
       <w:outlineLvl w:val="1"/>
     </w:pPr>
@@ -14969,7 +14969,7 @@
       <w:b/>
       <w:bCs/>
       <w:color w:val="000000"/>
-      <w:sz w:val="28"/>
+      <w:sz w:val="26"/>
       <w:szCs w:val="28"/>
     </w:rPr>
   </w:style>
@@ -14983,7 +14983,7 @@
     <w:pPr>
       <w:keepNext/>
       <w:keepLines/>
-      <w:spacing w:after="0" w:before="200" w:line="360" w:lineRule="auto"/>
+      <w:spacing w:after="0" w:before="200" w:line="288" w:lineRule="auto"/>
       <w:jc w:val="both"/>
       <w:outlineLvl w:val="2"/>
     </w:pPr>
@@ -15006,7 +15006,7 @@
     <w:pPr>
       <w:keepNext/>
       <w:keepLines/>
-      <w:spacing w:after="0" w:before="200" w:line="360" w:lineRule="auto"/>
+      <w:spacing w:after="0" w:before="200" w:line="288" w:lineRule="auto"/>
       <w:jc w:val="both"/>
       <w:outlineLvl w:val="3"/>
     </w:pPr>
@@ -15029,7 +15029,7 @@
     <w:pPr>
       <w:keepNext/>
       <w:keepLines/>
-      <w:spacing w:after="0" w:before="200" w:line="360" w:lineRule="auto"/>
+      <w:spacing w:after="0" w:before="200" w:line="288" w:lineRule="auto"/>
       <w:jc w:val="both"/>
       <w:outlineLvl w:val="4"/>
     </w:pPr>
@@ -15051,7 +15051,7 @@
     <w:pPr>
       <w:keepNext/>
       <w:keepLines/>
-      <w:spacing w:after="0" w:before="200" w:line="360" w:lineRule="auto"/>
+      <w:spacing w:after="0" w:before="200" w:line="288" w:lineRule="auto"/>
       <w:jc w:val="both"/>
       <w:outlineLvl w:val="5"/>
     </w:pPr>
@@ -15072,7 +15072,7 @@
     <w:pPr>
       <w:keepNext/>
       <w:keepLines/>
-      <w:spacing w:after="0" w:before="200" w:line="360" w:lineRule="auto"/>
+      <w:spacing w:after="0" w:before="200" w:line="288" w:lineRule="auto"/>
       <w:jc w:val="both"/>
       <w:outlineLvl w:val="6"/>
     </w:pPr>
@@ -15093,7 +15093,7 @@
     <w:pPr>
       <w:keepNext/>
       <w:keepLines/>
-      <w:spacing w:after="0" w:before="200" w:line="360" w:lineRule="auto"/>
+      <w:spacing w:after="0" w:before="200" w:line="288" w:lineRule="auto"/>
       <w:jc w:val="both"/>
       <w:outlineLvl w:val="7"/>
     </w:pPr>
@@ -15114,7 +15114,7 @@
     <w:pPr>
       <w:keepNext/>
       <w:keepLines/>
-      <w:spacing w:after="0" w:before="200" w:line="360" w:lineRule="auto"/>
+      <w:spacing w:after="0" w:before="200" w:line="288" w:lineRule="auto"/>
       <w:jc w:val="both"/>
       <w:outlineLvl w:val="8"/>
     </w:pPr>
@@ -15133,7 +15133,7 @@
     <w:unhideWhenUsed/>
     <w:qFormat/>
     <w:pPr>
-      <w:spacing w:after="100" w:before="100" w:line="360" w:lineRule="auto"/>
+      <w:spacing w:after="100" w:before="100" w:line="288" w:lineRule="auto"/>
       <w:ind w:firstLine="0" w:left="480" w:right="480"/>
       <w:jc w:val="both"/>
     </w:pPr>
@@ -15151,7 +15151,7 @@
     <w:unhideWhenUsed/>
     <w:qFormat/>
     <w:pPr>
-      <w:spacing w:line="360" w:lineRule="auto"/>
+      <w:spacing w:line="288" w:lineRule="auto"/>
       <w:jc w:val="both"/>
     </w:pPr>
     <w:rPr>
@@ -15177,7 +15177,7 @@
     <w:unhideWhenUsed/>
     <w:qFormat/>
     <w:pPr>
-      <w:spacing w:line="360" w:lineRule="auto"/>
+      <w:spacing w:line="288" w:lineRule="auto"/>
       <w:jc w:val="both"/>
     </w:pPr>
     <w:rPr>
@@ -15217,7 +15217,7 @@
     <w:pPr>
       <w:keepNext/>
       <w:keepLines/>
-      <w:spacing w:after="0" w:line="360" w:lineRule="auto"/>
+      <w:spacing w:after="0" w:line="288" w:lineRule="auto"/>
       <w:jc w:val="both"/>
     </w:pPr>
     <w:rPr>
@@ -15231,7 +15231,7 @@
     <w:name w:val="Definition"/>
     <w:basedOn w:val="Normal"/>
     <w:pPr>
-      <w:spacing w:line="360" w:lineRule="auto"/>
+      <w:spacing w:line="288" w:lineRule="auto"/>
       <w:jc w:val="both"/>
     </w:pPr>
     <w:rPr>
@@ -15245,7 +15245,7 @@
     <w:basedOn w:val="Normal"/>
     <w:link w:val="BodyTextChar"/>
     <w:pPr>
-      <w:spacing w:after="120" w:before="0" w:line="360" w:lineRule="auto"/>
+      <w:spacing w:after="120" w:before="0" w:line="288" w:lineRule="auto"/>
       <w:jc w:val="both"/>
     </w:pPr>
     <w:rPr>
@@ -15260,7 +15260,7 @@
     <w:basedOn w:val="Caption"/>
     <w:pPr>
       <w:keepNext/>
-      <w:spacing w:line="360" w:lineRule="auto"/>
+      <w:spacing w:line="288" w:lineRule="auto"/>
       <w:jc w:val="both"/>
     </w:pPr>
     <w:rPr>
@@ -15273,7 +15273,7 @@
     <w:name w:val="Image Caption"/>
     <w:basedOn w:val="Caption"/>
     <w:pPr>
-      <w:spacing w:line="360" w:lineRule="auto"/>
+      <w:spacing w:line="288" w:lineRule="auto"/>
       <w:jc w:val="both"/>
     </w:pPr>
     <w:rPr>
@@ -15286,7 +15286,7 @@
     <w:name w:val="Figure"/>
     <w:basedOn w:val="Normal"/>
     <w:pPr>
-      <w:spacing w:line="360" w:lineRule="auto"/>
+      <w:spacing w:line="288" w:lineRule="auto"/>
       <w:jc w:val="both"/>
     </w:pPr>
     <w:rPr>
@@ -15300,7 +15300,7 @@
     <w:basedOn w:val="Figure"/>
     <w:pPr>
       <w:keepNext/>
-      <w:spacing w:line="360" w:lineRule="auto"/>
+      <w:spacing w:line="288" w:lineRule="auto"/>
       <w:jc w:val="both"/>
     </w:pPr>
     <w:rPr>
@@ -15364,7 +15364,7 @@
     <w:unhideWhenUsed/>
     <w:qFormat/>
     <w:pPr>
-      <w:spacing w:before="240" w:line="360" w:lineRule="auto"/>
+      <w:spacing w:before="240" w:line="288" w:lineRule="auto"/>
       <w:jc w:val="both"/>
       <w:outlineLvl w:val="9"/>
     </w:pPr>
